--- a/klagomål/A 57298-2020 FSC-klagomål.docx
+++ b/klagomål/A 57298-2020 FSC-klagomål.docx
@@ -752,7 +752,7 @@
     <w:r>
       <w:tab/>
       <w:tab/>
-      <w:t>2025-03-26</w:t>
+      <w:t>2025-03-27</w:t>
       <w:br/>
       <w:br/>
     </w:r>

--- a/klagomål/A 57298-2020 FSC-klagomål.docx
+++ b/klagomål/A 57298-2020 FSC-klagomål.docx
@@ -752,7 +752,7 @@
     <w:r>
       <w:tab/>
       <w:tab/>
-      <w:t>2025-03-27</w:t>
+      <w:t>2025-03-28</w:t>
       <w:br/>
       <w:br/>
     </w:r>

--- a/klagomål/A 57298-2020 FSC-klagomål.docx
+++ b/klagomål/A 57298-2020 FSC-klagomål.docx
@@ -752,7 +752,7 @@
     <w:r>
       <w:tab/>
       <w:tab/>
-      <w:t>2025-04-02</w:t>
+      <w:t>2025-04-03</w:t>
       <w:br/>
       <w:br/>
     </w:r>

--- a/klagomål/A 57298-2020 FSC-klagomål.docx
+++ b/klagomål/A 57298-2020 FSC-klagomål.docx
@@ -752,7 +752,7 @@
     <w:r>
       <w:tab/>
       <w:tab/>
-      <w:t>2025-04-03</w:t>
+      <w:t>2025-04-05</w:t>
       <w:br/>
       <w:br/>
     </w:r>

--- a/klagomål/A 57298-2020 FSC-klagomål.docx
+++ b/klagomål/A 57298-2020 FSC-klagomål.docx
@@ -752,7 +752,7 @@
     <w:r>
       <w:tab/>
       <w:tab/>
-      <w:t>2025-04-05</w:t>
+      <w:t>2025-04-06</w:t>
       <w:br/>
       <w:br/>
     </w:r>

--- a/klagomål/A 57298-2020 FSC-klagomål.docx
+++ b/klagomål/A 57298-2020 FSC-klagomål.docx
@@ -752,7 +752,7 @@
     <w:r>
       <w:tab/>
       <w:tab/>
-      <w:t>2025-04-06</w:t>
+      <w:t>2025-04-07</w:t>
       <w:br/>
       <w:br/>
     </w:r>

--- a/klagomål/A 57298-2020 FSC-klagomål.docx
+++ b/klagomål/A 57298-2020 FSC-klagomål.docx
@@ -752,7 +752,7 @@
     <w:r>
       <w:tab/>
       <w:tab/>
-      <w:t>2025-04-07</w:t>
+      <w:t>2025-04-08</w:t>
       <w:br/>
       <w:br/>
     </w:r>

--- a/klagomål/A 57298-2020 FSC-klagomål.docx
+++ b/klagomål/A 57298-2020 FSC-klagomål.docx
@@ -752,7 +752,7 @@
     <w:r>
       <w:tab/>
       <w:tab/>
-      <w:t>2025-04-08</w:t>
+      <w:t>2025-04-09</w:t>
       <w:br/>
       <w:br/>
     </w:r>

--- a/klagomål/A 57298-2020 FSC-klagomål.docx
+++ b/klagomål/A 57298-2020 FSC-klagomål.docx
@@ -594,12 +594,12 @@
     </w:p>
     <w:p>
       <w:r>
-        <w:t>Tjäder (§4) är en utpräglad skogsfågel knuten till större sammanhängande barrskogsområden. Tupparna och hönorna utnyttjar till viss del olika miljöer, och habitatvalet varierar dessutom mellan olika delar av året. För att det ska finnas livskraftiga tjäderbestånd krävs funktionella skogslandskap med en blandning av uppvuxen, gles och luckig skog, täta sumpskogar, myrar och andra små våtmarker.</w:t>
+        <w:t>Tjäder (§4) är en utpräglad skogsfågel knuten till större sammanhängande barrskogsområden. Tupparna och hönorna utnyttjar till viss del olika miljöer, och habitatvalet varierar dessutom mellan olika delar av året. För att det ska finnas livskraftiga tjäderbestånd krävs funktionella skogslandskap med en blandning av uppvuxen, gles och luckig skog, täta sumpskogar, myrar och andra små våtmarker (Skogsstyrelsen, 2019).</w:t>
       </w:r>
     </w:p>
     <w:p>
       <w:r>
-        <w:t>Arten försvinner när skogen fragmenteras och den sammanlagda arealen hyggen och andra öppna områden blir för stor. Ett småskaligt och försiktigt virkesuttag genom hyggesfria metoder kan i vissa fall vara möjligt i området inom 200 m från lekcentrum. Längre ut från lekcentrum, inom 200–500 m bör den avverkade ytan inte överskrida 1 hektar för att undvika alltför stora och snabba förändringar.</w:t>
+        <w:t>Arten försvinner när skogen fragmenteras och den sammanlagda arealen hyggen och andra öppna områden blir för stor. Ett småskaligt och försiktigt virkesuttag genom hyggesfria metoder kan i vissa fall vara möjligt i området inom 200 m från lekcentrum. Längre ut från lekcentrum, inom 200–500 m bör den avverkade ytan inte överskrida 1 hektar för att undvika alltför stora och snabba förändringar (Skogsstyrelsen, 2019).</w:t>
       </w:r>
     </w:p>
     <w:p>
@@ -752,7 +752,7 @@
     <w:r>
       <w:tab/>
       <w:tab/>
-      <w:t>2025-04-09</w:t>
+      <w:t>2025-04-10</w:t>
       <w:br/>
       <w:br/>
     </w:r>

--- a/klagomål/A 57298-2020 FSC-klagomål.docx
+++ b/klagomål/A 57298-2020 FSC-klagomål.docx
@@ -752,7 +752,7 @@
     <w:r>
       <w:tab/>
       <w:tab/>
-      <w:t>2025-04-10</w:t>
+      <w:t>2025-04-11</w:t>
       <w:br/>
       <w:br/>
     </w:r>

--- a/klagomål/A 57298-2020 FSC-klagomål.docx
+++ b/klagomål/A 57298-2020 FSC-klagomål.docx
@@ -752,7 +752,7 @@
     <w:r>
       <w:tab/>
       <w:tab/>
-      <w:t>2025-04-11</w:t>
+      <w:t>2025-04-12</w:t>
       <w:br/>
       <w:br/>
     </w:r>

--- a/klagomål/A 57298-2020 FSC-klagomål.docx
+++ b/klagomål/A 57298-2020 FSC-klagomål.docx
@@ -752,7 +752,7 @@
     <w:r>
       <w:tab/>
       <w:tab/>
-      <w:t>2025-04-12</w:t>
+      <w:t>2025-04-13</w:t>
       <w:br/>
       <w:br/>
     </w:r>

--- a/klagomål/A 57298-2020 FSC-klagomål.docx
+++ b/klagomål/A 57298-2020 FSC-klagomål.docx
@@ -752,7 +752,7 @@
     <w:r>
       <w:tab/>
       <w:tab/>
-      <w:t>2025-04-13</w:t>
+      <w:t>2025-04-14</w:t>
       <w:br/>
       <w:br/>
     </w:r>

--- a/klagomål/A 57298-2020 FSC-klagomål.docx
+++ b/klagomål/A 57298-2020 FSC-klagomål.docx
@@ -752,7 +752,7 @@
     <w:r>
       <w:tab/>
       <w:tab/>
-      <w:t>2025-04-14</w:t>
+      <w:t>2025-04-15</w:t>
       <w:br/>
       <w:br/>
     </w:r>

--- a/klagomål/A 57298-2020 FSC-klagomål.docx
+++ b/klagomål/A 57298-2020 FSC-klagomål.docx
@@ -752,7 +752,7 @@
     <w:r>
       <w:tab/>
       <w:tab/>
-      <w:t>2025-04-15</w:t>
+      <w:t>2025-04-16</w:t>
       <w:br/>
       <w:br/>
     </w:r>

--- a/klagomål/A 57298-2020 FSC-klagomål.docx
+++ b/klagomål/A 57298-2020 FSC-klagomål.docx
@@ -752,7 +752,7 @@
     <w:r>
       <w:tab/>
       <w:tab/>
-      <w:t>2025-04-16</w:t>
+      <w:t>2025-04-17</w:t>
       <w:br/>
       <w:br/>
     </w:r>

--- a/klagomål/A 57298-2020 FSC-klagomål.docx
+++ b/klagomål/A 57298-2020 FSC-klagomål.docx
@@ -191,7 +191,7 @@
     </w:p>
     <w:p>
       <w:r>
-        <w:t>I avverkningsanmälan har följande 2 naturvårdsarter hittats: stor revmossa (S) och tjäder (§4). Arter som är signalarter enligt Skogsstyrelsen har markerats med (S). För fridlysta arter anges även paragrafen i Artskyddsförordningen som arten är fridlyst enligt.</w:t>
+        <w:t>I avverkningsanmälan har följande 3 naturvårdsarter hittats: norsk näverlav (VU), stor revmossa (S) och tjäder (§4). Av dessa är 1 rödlistade. För rödlistade arter har rödlistekategorin angivits inom parentes. Arter som är signalarter enligt Skogsstyrelsen har markerats med (S). För fridlysta arter anges även paragrafen i Artskyddsförordningen som arten är fridlyst enligt.</w:t>
       </w:r>
     </w:p>
     <w:p>
@@ -244,6 +244,17 @@
       </w:pPr>
       <w:r>
         <w:t>Figur 1. Fyndplatser för naturvårdsarter i det avverkningsanmälda området (röd linje). Markörer utan svart kant är placerade på fyndplatsen. Markörer med svart kant är placerade vid sidan av fyndplatsen och har ett svart streck som visar fyndplatsens exakta position. Kartans mittpunktskoordinat är N 6594863, E 474640 i SWEREF 99 TM.</w:t>
+      </w:r>
+    </w:p>
+    <w:p>
+      <w:r>
+        <w:rPr>
+          <w:b/>
+        </w:rPr>
+        <w:t>Norsk näverlav (VU)</w:t>
+      </w:r>
+      <w:r>
+        <w:t>, rödlistad som sårbar, är en suboceanisk art och påträffas bara i områden med hög och jämn luftfuktighet. Den växer i fuktiga granskogar, främst på stammar eller grenar av äldre björkar och granar. Arten är placerad i toppen av Skogsstyrelsens värdepyramid för bedömning av skog med höga naturvärden och försvinner eller missgynnas starkt vid all form av avverkning på eller i anslutning till lokalerna. Norsk näverlav har en hög andel av sin världspopulation i Norge och Sverige vilket medför ett särskilt ansvar för arten (Nitare &amp; Skogsstyrelsen, 2019; SLU Artdatabanken, 2024).</w:t>
       </w:r>
     </w:p>
     <w:p>
@@ -384,7 +395,7 @@
         <w:rPr>
           <w:i/>
         </w:rPr>
-        <w:t>I det avverkningsanmälda skogsområdet har 2 naturvårdsarter varav 0 rödlistade arter sina livsmiljöer och växtplatser.</w:t>
+        <w:t>I det avverkningsanmälda skogsområdet har 3 naturvårdsarter varav 1 rödlistade arter sina livsmiljöer och växtplatser.</w:t>
       </w:r>
     </w:p>
     <w:p>
@@ -752,7 +763,7 @@
     <w:r>
       <w:tab/>
       <w:tab/>
-      <w:t>2025-04-17</w:t>
+      <w:t>2025-04-18</w:t>
       <w:br/>
       <w:br/>
     </w:r>

--- a/klagomål/A 57298-2020 FSC-klagomål.docx
+++ b/klagomål/A 57298-2020 FSC-klagomål.docx
@@ -763,7 +763,7 @@
     <w:r>
       <w:tab/>
       <w:tab/>
-      <w:t>2025-05-03</w:t>
+      <w:t>2025-05-04</w:t>
       <w:br/>
       <w:br/>
     </w:r>

--- a/klagomål/A 57298-2020 FSC-klagomål.docx
+++ b/klagomål/A 57298-2020 FSC-klagomål.docx
@@ -763,7 +763,7 @@
     <w:r>
       <w:tab/>
       <w:tab/>
-      <w:t>2025-05-04</w:t>
+      <w:t>2025-05-06</w:t>
       <w:br/>
       <w:br/>
     </w:r>

--- a/klagomål/A 57298-2020 FSC-klagomål.docx
+++ b/klagomål/A 57298-2020 FSC-klagomål.docx
@@ -763,7 +763,7 @@
     <w:r>
       <w:tab/>
       <w:tab/>
-      <w:t>2025-05-06</w:t>
+      <w:t>2025-05-07</w:t>
       <w:br/>
       <w:br/>
     </w:r>

--- a/klagomål/A 57298-2020 FSC-klagomål.docx
+++ b/klagomål/A 57298-2020 FSC-klagomål.docx
@@ -763,7 +763,7 @@
     <w:r>
       <w:tab/>
       <w:tab/>
-      <w:t>2025-05-07</w:t>
+      <w:t>2025-05-08</w:t>
       <w:br/>
       <w:br/>
     </w:r>

--- a/klagomål/A 57298-2020 FSC-klagomål.docx
+++ b/klagomål/A 57298-2020 FSC-klagomål.docx
@@ -763,7 +763,7 @@
     <w:r>
       <w:tab/>
       <w:tab/>
-      <w:t>2025-05-08</w:t>
+      <w:t>2025-05-09</w:t>
       <w:br/>
       <w:br/>
     </w:r>

--- a/klagomål/A 57298-2020 FSC-klagomål.docx
+++ b/klagomål/A 57298-2020 FSC-klagomål.docx
@@ -763,7 +763,7 @@
     <w:r>
       <w:tab/>
       <w:tab/>
-      <w:t>2025-05-09</w:t>
+      <w:t>2025-05-10</w:t>
       <w:br/>
       <w:br/>
     </w:r>

--- a/klagomål/A 57298-2020 FSC-klagomål.docx
+++ b/klagomål/A 57298-2020 FSC-klagomål.docx
@@ -763,7 +763,7 @@
     <w:r>
       <w:tab/>
       <w:tab/>
-      <w:t>2025-05-10</w:t>
+      <w:t>2025-05-11</w:t>
       <w:br/>
       <w:br/>
     </w:r>

--- a/klagomål/A 57298-2020 FSC-klagomål.docx
+++ b/klagomål/A 57298-2020 FSC-klagomål.docx
@@ -763,7 +763,7 @@
     <w:r>
       <w:tab/>
       <w:tab/>
-      <w:t>2025-05-11</w:t>
+      <w:t>2025-05-12</w:t>
       <w:br/>
       <w:br/>
     </w:r>

--- a/klagomål/A 57298-2020 FSC-klagomål.docx
+++ b/klagomål/A 57298-2020 FSC-klagomål.docx
@@ -763,7 +763,7 @@
     <w:r>
       <w:tab/>
       <w:tab/>
-      <w:t>2025-05-12</w:t>
+      <w:t>2025-05-13</w:t>
       <w:br/>
       <w:br/>
     </w:r>

--- a/klagomål/A 57298-2020 FSC-klagomål.docx
+++ b/klagomål/A 57298-2020 FSC-klagomål.docx
@@ -763,7 +763,7 @@
     <w:r>
       <w:tab/>
       <w:tab/>
-      <w:t>2025-05-13</w:t>
+      <w:t>2025-05-14</w:t>
       <w:br/>
       <w:br/>
     </w:r>

--- a/klagomål/A 57298-2020 FSC-klagomål.docx
+++ b/klagomål/A 57298-2020 FSC-klagomål.docx
@@ -763,7 +763,7 @@
     <w:r>
       <w:tab/>
       <w:tab/>
-      <w:t>2025-05-14</w:t>
+      <w:t>2025-05-15</w:t>
       <w:br/>
       <w:br/>
     </w:r>

--- a/klagomål/A 57298-2020 FSC-klagomål.docx
+++ b/klagomål/A 57298-2020 FSC-klagomål.docx
@@ -763,7 +763,7 @@
     <w:r>
       <w:tab/>
       <w:tab/>
-      <w:t>2025-05-15</w:t>
+      <w:t>2025-05-16</w:t>
       <w:br/>
       <w:br/>
     </w:r>

--- a/klagomål/A 57298-2020 FSC-klagomål.docx
+++ b/klagomål/A 57298-2020 FSC-klagomål.docx
@@ -763,7 +763,7 @@
     <w:r>
       <w:tab/>
       <w:tab/>
-      <w:t>2025-05-16</w:t>
+      <w:t>2025-05-17</w:t>
       <w:br/>
       <w:br/>
     </w:r>

--- a/klagomål/A 57298-2020 FSC-klagomål.docx
+++ b/klagomål/A 57298-2020 FSC-klagomål.docx
@@ -763,7 +763,7 @@
     <w:r>
       <w:tab/>
       <w:tab/>
-      <w:t>2025-05-17</w:t>
+      <w:t>2025-05-18</w:t>
       <w:br/>
       <w:br/>
     </w:r>

--- a/klagomål/A 57298-2020 FSC-klagomål.docx
+++ b/klagomål/A 57298-2020 FSC-klagomål.docx
@@ -763,7 +763,7 @@
     <w:r>
       <w:tab/>
       <w:tab/>
-      <w:t>2025-05-18</w:t>
+      <w:t>2025-05-19</w:t>
       <w:br/>
       <w:br/>
     </w:r>

--- a/klagomål/A 57298-2020 FSC-klagomål.docx
+++ b/klagomål/A 57298-2020 FSC-klagomål.docx
@@ -763,7 +763,7 @@
     <w:r>
       <w:tab/>
       <w:tab/>
-      <w:t>2025-05-19</w:t>
+      <w:t>2025-05-20</w:t>
       <w:br/>
       <w:br/>
     </w:r>

--- a/klagomål/A 57298-2020 FSC-klagomål.docx
+++ b/klagomål/A 57298-2020 FSC-klagomål.docx
@@ -763,7 +763,7 @@
     <w:r>
       <w:tab/>
       <w:tab/>
-      <w:t>2025-05-20</w:t>
+      <w:t>2025-05-21</w:t>
       <w:br/>
       <w:br/>
     </w:r>

--- a/klagomål/A 57298-2020 FSC-klagomål.docx
+++ b/klagomål/A 57298-2020 FSC-klagomål.docx
@@ -763,7 +763,7 @@
     <w:r>
       <w:tab/>
       <w:tab/>
-      <w:t>2025-05-21</w:t>
+      <w:t>2025-05-22</w:t>
       <w:br/>
       <w:br/>
     </w:r>

--- a/klagomål/A 57298-2020 FSC-klagomål.docx
+++ b/klagomål/A 57298-2020 FSC-klagomål.docx
@@ -763,7 +763,7 @@
     <w:r>
       <w:tab/>
       <w:tab/>
-      <w:t>2025-05-22</w:t>
+      <w:t>2025-05-23</w:t>
       <w:br/>
       <w:br/>
     </w:r>

--- a/klagomål/A 57298-2020 FSC-klagomål.docx
+++ b/klagomål/A 57298-2020 FSC-klagomål.docx
@@ -763,7 +763,7 @@
     <w:r>
       <w:tab/>
       <w:tab/>
-      <w:t>2025-05-23</w:t>
+      <w:t>2025-05-24</w:t>
       <w:br/>
       <w:br/>
     </w:r>

--- a/klagomål/A 57298-2020 FSC-klagomål.docx
+++ b/klagomål/A 57298-2020 FSC-klagomål.docx
@@ -763,7 +763,7 @@
     <w:r>
       <w:tab/>
       <w:tab/>
-      <w:t>2025-05-24</w:t>
+      <w:t>2025-05-25</w:t>
       <w:br/>
       <w:br/>
     </w:r>

--- a/klagomål/A 57298-2020 FSC-klagomål.docx
+++ b/klagomål/A 57298-2020 FSC-klagomål.docx
@@ -763,7 +763,7 @@
     <w:r>
       <w:tab/>
       <w:tab/>
-      <w:t>2025-05-25</w:t>
+      <w:t>2025-05-26</w:t>
       <w:br/>
       <w:br/>
     </w:r>

--- a/klagomål/A 57298-2020 FSC-klagomål.docx
+++ b/klagomål/A 57298-2020 FSC-klagomål.docx
@@ -763,7 +763,7 @@
     <w:r>
       <w:tab/>
       <w:tab/>
-      <w:t>2025-05-26</w:t>
+      <w:t>2025-05-27</w:t>
       <w:br/>
       <w:br/>
     </w:r>

--- a/klagomål/A 57298-2020 FSC-klagomål.docx
+++ b/klagomål/A 57298-2020 FSC-klagomål.docx
@@ -763,7 +763,7 @@
     <w:r>
       <w:tab/>
       <w:tab/>
-      <w:t>2025-05-27</w:t>
+      <w:t>2025-05-30</w:t>
       <w:br/>
       <w:br/>
     </w:r>

--- a/klagomål/A 57298-2020 FSC-klagomål.docx
+++ b/klagomål/A 57298-2020 FSC-klagomål.docx
@@ -763,7 +763,7 @@
     <w:r>
       <w:tab/>
       <w:tab/>
-      <w:t>2025-05-30</w:t>
+      <w:t>2025-06-01</w:t>
       <w:br/>
       <w:br/>
     </w:r>

--- a/klagomål/A 57298-2020 FSC-klagomål.docx
+++ b/klagomål/A 57298-2020 FSC-klagomål.docx
@@ -763,7 +763,7 @@
     <w:r>
       <w:tab/>
       <w:tab/>
-      <w:t>2025-06-01</w:t>
+      <w:t>2025-06-02</w:t>
       <w:br/>
       <w:br/>
     </w:r>

--- a/klagomål/A 57298-2020 FSC-klagomål.docx
+++ b/klagomål/A 57298-2020 FSC-klagomål.docx
@@ -763,7 +763,7 @@
     <w:r>
       <w:tab/>
       <w:tab/>
-      <w:t>2025-06-02</w:t>
+      <w:t>2025-06-03</w:t>
       <w:br/>
       <w:br/>
     </w:r>

--- a/klagomål/A 57298-2020 FSC-klagomål.docx
+++ b/klagomål/A 57298-2020 FSC-klagomål.docx
@@ -763,7 +763,7 @@
     <w:r>
       <w:tab/>
       <w:tab/>
-      <w:t>2025-06-03</w:t>
+      <w:t>2025-06-04</w:t>
       <w:br/>
       <w:br/>
     </w:r>

--- a/klagomål/A 57298-2020 FSC-klagomål.docx
+++ b/klagomål/A 57298-2020 FSC-klagomål.docx
@@ -763,7 +763,7 @@
     <w:r>
       <w:tab/>
       <w:tab/>
-      <w:t>2025-06-04</w:t>
+      <w:t>2025-06-05</w:t>
       <w:br/>
       <w:br/>
     </w:r>

--- a/klagomål/A 57298-2020 FSC-klagomål.docx
+++ b/klagomål/A 57298-2020 FSC-klagomål.docx
@@ -763,7 +763,7 @@
     <w:r>
       <w:tab/>
       <w:tab/>
-      <w:t>2025-06-05</w:t>
+      <w:t>2025-06-13</w:t>
       <w:br/>
       <w:br/>
     </w:r>

--- a/klagomål/A 57298-2020 FSC-klagomål.docx
+++ b/klagomål/A 57298-2020 FSC-klagomål.docx
@@ -763,7 +763,7 @@
     <w:r>
       <w:tab/>
       <w:tab/>
-      <w:t>2025-06-13</w:t>
+      <w:t>2025-06-15</w:t>
       <w:br/>
       <w:br/>
     </w:r>

--- a/klagomål/A 57298-2020 FSC-klagomål.docx
+++ b/klagomål/A 57298-2020 FSC-klagomål.docx
@@ -763,7 +763,7 @@
     <w:r>
       <w:tab/>
       <w:tab/>
-      <w:t>2025-06-15</w:t>
+      <w:t>2025-06-16</w:t>
       <w:br/>
       <w:br/>
     </w:r>

--- a/klagomål/A 57298-2020 FSC-klagomål.docx
+++ b/klagomål/A 57298-2020 FSC-klagomål.docx
@@ -763,7 +763,7 @@
     <w:r>
       <w:tab/>
       <w:tab/>
-      <w:t>2025-06-16</w:t>
+      <w:t>2025-06-17</w:t>
       <w:br/>
       <w:br/>
     </w:r>

--- a/klagomål/A 57298-2020 FSC-klagomål.docx
+++ b/klagomål/A 57298-2020 FSC-klagomål.docx
@@ -763,7 +763,7 @@
     <w:r>
       <w:tab/>
       <w:tab/>
-      <w:t>2025-06-17</w:t>
+      <w:t>2025-06-18</w:t>
       <w:br/>
       <w:br/>
     </w:r>

--- a/klagomål/A 57298-2020 FSC-klagomål.docx
+++ b/klagomål/A 57298-2020 FSC-klagomål.docx
@@ -763,7 +763,7 @@
     <w:r>
       <w:tab/>
       <w:tab/>
-      <w:t>2025-06-18</w:t>
+      <w:t>2025-06-19</w:t>
       <w:br/>
       <w:br/>
     </w:r>

--- a/klagomål/A 57298-2020 FSC-klagomål.docx
+++ b/klagomål/A 57298-2020 FSC-klagomål.docx
@@ -763,7 +763,7 @@
     <w:r>
       <w:tab/>
       <w:tab/>
-      <w:t>2025-06-19</w:t>
+      <w:t>2025-06-20</w:t>
       <w:br/>
       <w:br/>
     </w:r>

--- a/klagomål/A 57298-2020 FSC-klagomål.docx
+++ b/klagomål/A 57298-2020 FSC-klagomål.docx
@@ -763,7 +763,7 @@
     <w:r>
       <w:tab/>
       <w:tab/>
-      <w:t>2025-06-20</w:t>
+      <w:t>2025-06-21</w:t>
       <w:br/>
       <w:br/>
     </w:r>

--- a/klagomål/A 57298-2020 FSC-klagomål.docx
+++ b/klagomål/A 57298-2020 FSC-klagomål.docx
@@ -763,7 +763,7 @@
     <w:r>
       <w:tab/>
       <w:tab/>
-      <w:t>2025-06-21</w:t>
+      <w:t>2025-06-22</w:t>
       <w:br/>
       <w:br/>
     </w:r>

--- a/klagomål/A 57298-2020 FSC-klagomål.docx
+++ b/klagomål/A 57298-2020 FSC-klagomål.docx
@@ -763,7 +763,7 @@
     <w:r>
       <w:tab/>
       <w:tab/>
-      <w:t>2025-06-22</w:t>
+      <w:t>2025-06-23</w:t>
       <w:br/>
       <w:br/>
     </w:r>

--- a/klagomål/A 57298-2020 FSC-klagomål.docx
+++ b/klagomål/A 57298-2020 FSC-klagomål.docx
@@ -763,7 +763,7 @@
     <w:r>
       <w:tab/>
       <w:tab/>
-      <w:t>2025-06-23</w:t>
+      <w:t>2025-06-24</w:t>
       <w:br/>
       <w:br/>
     </w:r>

--- a/klagomål/A 57298-2020 FSC-klagomål.docx
+++ b/klagomål/A 57298-2020 FSC-klagomål.docx
@@ -763,7 +763,7 @@
     <w:r>
       <w:tab/>
       <w:tab/>
-      <w:t>2025-06-24</w:t>
+      <w:t>2025-06-25</w:t>
       <w:br/>
       <w:br/>
     </w:r>

--- a/klagomål/A 57298-2020 FSC-klagomål.docx
+++ b/klagomål/A 57298-2020 FSC-klagomål.docx
@@ -763,7 +763,7 @@
     <w:r>
       <w:tab/>
       <w:tab/>
-      <w:t>2025-06-25</w:t>
+      <w:t>2025-06-26</w:t>
       <w:br/>
       <w:br/>
     </w:r>

--- a/klagomål/A 57298-2020 FSC-klagomål.docx
+++ b/klagomål/A 57298-2020 FSC-klagomål.docx
@@ -763,7 +763,7 @@
     <w:r>
       <w:tab/>
       <w:tab/>
-      <w:t>2025-06-26</w:t>
+      <w:t>2025-06-27</w:t>
       <w:br/>
       <w:br/>
     </w:r>

--- a/klagomål/A 57298-2020 FSC-klagomål.docx
+++ b/klagomål/A 57298-2020 FSC-klagomål.docx
@@ -763,7 +763,7 @@
     <w:r>
       <w:tab/>
       <w:tab/>
-      <w:t>2025-06-27</w:t>
+      <w:t>2025-06-28</w:t>
       <w:br/>
       <w:br/>
     </w:r>

--- a/klagomål/A 57298-2020 FSC-klagomål.docx
+++ b/klagomål/A 57298-2020 FSC-klagomål.docx
@@ -763,7 +763,7 @@
     <w:r>
       <w:tab/>
       <w:tab/>
-      <w:t>2025-06-28</w:t>
+      <w:t>2025-06-29</w:t>
       <w:br/>
       <w:br/>
     </w:r>

--- a/klagomål/A 57298-2020 FSC-klagomål.docx
+++ b/klagomål/A 57298-2020 FSC-klagomål.docx
@@ -763,7 +763,7 @@
     <w:r>
       <w:tab/>
       <w:tab/>
-      <w:t>2025-06-29</w:t>
+      <w:t>2025-06-30</w:t>
       <w:br/>
       <w:br/>
     </w:r>

--- a/klagomål/A 57298-2020 FSC-klagomål.docx
+++ b/klagomål/A 57298-2020 FSC-klagomål.docx
@@ -763,7 +763,7 @@
     <w:r>
       <w:tab/>
       <w:tab/>
-      <w:t>2025-06-30</w:t>
+      <w:t>2025-07-01</w:t>
       <w:br/>
       <w:br/>
     </w:r>

--- a/klagomål/A 57298-2020 FSC-klagomål.docx
+++ b/klagomål/A 57298-2020 FSC-klagomål.docx
@@ -763,7 +763,7 @@
     <w:r>
       <w:tab/>
       <w:tab/>
-      <w:t>2025-07-01</w:t>
+      <w:t>2025-07-02</w:t>
       <w:br/>
       <w:br/>
     </w:r>

--- a/klagomål/A 57298-2020 FSC-klagomål.docx
+++ b/klagomål/A 57298-2020 FSC-klagomål.docx
@@ -763,7 +763,7 @@
     <w:r>
       <w:tab/>
       <w:tab/>
-      <w:t>2025-07-02</w:t>
+      <w:t>2025-07-03</w:t>
       <w:br/>
       <w:br/>
     </w:r>

--- a/klagomål/A 57298-2020 FSC-klagomål.docx
+++ b/klagomål/A 57298-2020 FSC-klagomål.docx
@@ -763,7 +763,7 @@
     <w:r>
       <w:tab/>
       <w:tab/>
-      <w:t>2025-07-03</w:t>
+      <w:t>2025-07-04</w:t>
       <w:br/>
       <w:br/>
     </w:r>

--- a/klagomål/A 57298-2020 FSC-klagomål.docx
+++ b/klagomål/A 57298-2020 FSC-klagomål.docx
@@ -763,7 +763,7 @@
     <w:r>
       <w:tab/>
       <w:tab/>
-      <w:t>2025-07-04</w:t>
+      <w:t>2025-07-05</w:t>
       <w:br/>
       <w:br/>
     </w:r>

--- a/klagomål/A 57298-2020 FSC-klagomål.docx
+++ b/klagomål/A 57298-2020 FSC-klagomål.docx
@@ -763,7 +763,7 @@
     <w:r>
       <w:tab/>
       <w:tab/>
-      <w:t>2025-07-05</w:t>
+      <w:t>2025-07-06</w:t>
       <w:br/>
       <w:br/>
     </w:r>

--- a/klagomål/A 57298-2020 FSC-klagomål.docx
+++ b/klagomål/A 57298-2020 FSC-klagomål.docx
@@ -763,7 +763,7 @@
     <w:r>
       <w:tab/>
       <w:tab/>
-      <w:t>2025-07-06</w:t>
+      <w:t>2025-07-07</w:t>
       <w:br/>
       <w:br/>
     </w:r>

--- a/klagomål/A 57298-2020 FSC-klagomål.docx
+++ b/klagomål/A 57298-2020 FSC-klagomål.docx
@@ -763,7 +763,7 @@
     <w:r>
       <w:tab/>
       <w:tab/>
-      <w:t>2025-07-07</w:t>
+      <w:t>2025-07-08</w:t>
       <w:br/>
       <w:br/>
     </w:r>

--- a/klagomål/A 57298-2020 FSC-klagomål.docx
+++ b/klagomål/A 57298-2020 FSC-klagomål.docx
@@ -763,7 +763,7 @@
     <w:r>
       <w:tab/>
       <w:tab/>
-      <w:t>2025-07-08</w:t>
+      <w:t>2025-07-09</w:t>
       <w:br/>
       <w:br/>
     </w:r>

--- a/klagomål/A 57298-2020 FSC-klagomål.docx
+++ b/klagomål/A 57298-2020 FSC-klagomål.docx
@@ -763,7 +763,7 @@
     <w:r>
       <w:tab/>
       <w:tab/>
-      <w:t>2025-07-09</w:t>
+      <w:t>2025-07-11</w:t>
       <w:br/>
       <w:br/>
     </w:r>

--- a/klagomål/A 57298-2020 FSC-klagomål.docx
+++ b/klagomål/A 57298-2020 FSC-klagomål.docx
@@ -763,7 +763,7 @@
     <w:r>
       <w:tab/>
       <w:tab/>
-      <w:t>2025-07-11</w:t>
+      <w:t>2025-07-12</w:t>
       <w:br/>
       <w:br/>
     </w:r>

--- a/klagomål/A 57298-2020 FSC-klagomål.docx
+++ b/klagomål/A 57298-2020 FSC-klagomål.docx
@@ -763,7 +763,7 @@
     <w:r>
       <w:tab/>
       <w:tab/>
-      <w:t>2025-07-12</w:t>
+      <w:t>2025-07-13</w:t>
       <w:br/>
       <w:br/>
     </w:r>

--- a/klagomål/A 57298-2020 FSC-klagomål.docx
+++ b/klagomål/A 57298-2020 FSC-klagomål.docx
@@ -763,7 +763,7 @@
     <w:r>
       <w:tab/>
       <w:tab/>
-      <w:t>2025-07-13</w:t>
+      <w:t>2025-07-14</w:t>
       <w:br/>
       <w:br/>
     </w:r>

--- a/klagomål/A 57298-2020 FSC-klagomål.docx
+++ b/klagomål/A 57298-2020 FSC-klagomål.docx
@@ -763,7 +763,7 @@
     <w:r>
       <w:tab/>
       <w:tab/>
-      <w:t>2025-08-06</w:t>
+      <w:t>2025-08-09</w:t>
       <w:br/>
       <w:br/>
     </w:r>

--- a/klagomål/A 57298-2020 FSC-klagomål.docx
+++ b/klagomål/A 57298-2020 FSC-klagomål.docx
@@ -168,7 +168,7 @@
     </w:p>
     <w:p>
       <w:r>
-        <w:t>Detta dokument behandlar höga naturvärden i avverkningsanmälan A 57298-2020 i Karlskoga kommun. Denna avverkningsanmälan inkom 2020-11-04 och omfattar 5,6 ha.</w:t>
+        <w:t>Detta dokument behandlar höga naturvärden i avverkningsanmälan A 57298-2020 i Karlskoga kommun. Denna avverkningsanmälan inkom 2020-11-04 00:00:00 och omfattar 5,6 ha.</w:t>
       </w:r>
     </w:p>
     <w:p>

--- a/klagomål/A 57298-2020 FSC-klagomål.docx
+++ b/klagomål/A 57298-2020 FSC-klagomål.docx
@@ -763,7 +763,7 @@
     <w:r>
       <w:tab/>
       <w:tab/>
-      <w:t>2025-08-09</w:t>
+      <w:t>2025-08-10</w:t>
       <w:br/>
       <w:br/>
     </w:r>

--- a/klagomål/A 57298-2020 FSC-klagomål.docx
+++ b/klagomål/A 57298-2020 FSC-klagomål.docx
@@ -763,7 +763,7 @@
     <w:r>
       <w:tab/>
       <w:tab/>
-      <w:t>2025-08-10</w:t>
+      <w:t>2025-08-11</w:t>
       <w:br/>
       <w:br/>
     </w:r>

--- a/klagomål/A 57298-2020 FSC-klagomål.docx
+++ b/klagomål/A 57298-2020 FSC-klagomål.docx
@@ -763,7 +763,7 @@
     <w:r>
       <w:tab/>
       <w:tab/>
-      <w:t>2025-08-11</w:t>
+      <w:t>2025-08-12</w:t>
       <w:br/>
       <w:br/>
     </w:r>

--- a/klagomål/A 57298-2020 FSC-klagomål.docx
+++ b/klagomål/A 57298-2020 FSC-klagomål.docx
@@ -763,7 +763,7 @@
     <w:r>
       <w:tab/>
       <w:tab/>
-      <w:t>2025-08-12</w:t>
+      <w:t>2025-08-13</w:t>
       <w:br/>
       <w:br/>
     </w:r>

--- a/klagomål/A 57298-2020 FSC-klagomål.docx
+++ b/klagomål/A 57298-2020 FSC-klagomål.docx
@@ -763,7 +763,7 @@
     <w:r>
       <w:tab/>
       <w:tab/>
-      <w:t>2025-08-13</w:t>
+      <w:t>2025-08-14</w:t>
       <w:br/>
       <w:br/>
     </w:r>

--- a/klagomål/A 57298-2020 FSC-klagomål.docx
+++ b/klagomål/A 57298-2020 FSC-klagomål.docx
@@ -763,7 +763,7 @@
     <w:r>
       <w:tab/>
       <w:tab/>
-      <w:t>2025-08-14</w:t>
+      <w:t>2025-08-15</w:t>
       <w:br/>
       <w:br/>
     </w:r>

--- a/klagomål/A 57298-2020 FSC-klagomål.docx
+++ b/klagomål/A 57298-2020 FSC-klagomål.docx
@@ -763,7 +763,7 @@
     <w:r>
       <w:tab/>
       <w:tab/>
-      <w:t>2025-08-15</w:t>
+      <w:t>2025-08-16</w:t>
       <w:br/>
       <w:br/>
     </w:r>

--- a/klagomål/A 57298-2020 FSC-klagomål.docx
+++ b/klagomål/A 57298-2020 FSC-klagomål.docx
@@ -763,7 +763,7 @@
     <w:r>
       <w:tab/>
       <w:tab/>
-      <w:t>2025-08-16</w:t>
+      <w:t>2025-08-17</w:t>
       <w:br/>
       <w:br/>
     </w:r>

--- a/klagomål/A 57298-2020 FSC-klagomål.docx
+++ b/klagomål/A 57298-2020 FSC-klagomål.docx
@@ -763,7 +763,7 @@
     <w:r>
       <w:tab/>
       <w:tab/>
-      <w:t>2025-08-17</w:t>
+      <w:t>2025-08-18</w:t>
       <w:br/>
       <w:br/>
     </w:r>

--- a/klagomål/A 57298-2020 FSC-klagomål.docx
+++ b/klagomål/A 57298-2020 FSC-klagomål.docx
@@ -763,7 +763,7 @@
     <w:r>
       <w:tab/>
       <w:tab/>
-      <w:t>2025-08-18</w:t>
+      <w:t>2025-08-19</w:t>
       <w:br/>
       <w:br/>
     </w:r>

--- a/klagomål/A 57298-2020 FSC-klagomål.docx
+++ b/klagomål/A 57298-2020 FSC-klagomål.docx
@@ -763,7 +763,7 @@
     <w:r>
       <w:tab/>
       <w:tab/>
-      <w:t>2025-08-19</w:t>
+      <w:t>2025-08-20</w:t>
       <w:br/>
       <w:br/>
     </w:r>

--- a/klagomål/A 57298-2020 FSC-klagomål.docx
+++ b/klagomål/A 57298-2020 FSC-klagomål.docx
@@ -763,7 +763,7 @@
     <w:r>
       <w:tab/>
       <w:tab/>
-      <w:t>2025-08-20</w:t>
+      <w:t>2025-08-21</w:t>
       <w:br/>
       <w:br/>
     </w:r>

--- a/klagomål/A 57298-2020 FSC-klagomål.docx
+++ b/klagomål/A 57298-2020 FSC-klagomål.docx
@@ -763,7 +763,7 @@
     <w:r>
       <w:tab/>
       <w:tab/>
-      <w:t>2025-08-21</w:t>
+      <w:t>2025-08-22</w:t>
       <w:br/>
       <w:br/>
     </w:r>

--- a/klagomål/A 57298-2020 FSC-klagomål.docx
+++ b/klagomål/A 57298-2020 FSC-klagomål.docx
@@ -763,7 +763,7 @@
     <w:r>
       <w:tab/>
       <w:tab/>
-      <w:t>2025-08-22</w:t>
+      <w:t>2025-08-23</w:t>
       <w:br/>
       <w:br/>
     </w:r>

--- a/klagomål/A 57298-2020 FSC-klagomål.docx
+++ b/klagomål/A 57298-2020 FSC-klagomål.docx
@@ -763,7 +763,7 @@
     <w:r>
       <w:tab/>
       <w:tab/>
-      <w:t>2025-08-23</w:t>
+      <w:t>2025-08-24</w:t>
       <w:br/>
       <w:br/>
     </w:r>

--- a/klagomål/A 57298-2020 FSC-klagomål.docx
+++ b/klagomål/A 57298-2020 FSC-klagomål.docx
@@ -763,7 +763,7 @@
     <w:r>
       <w:tab/>
       <w:tab/>
-      <w:t>2025-08-24</w:t>
+      <w:t>2025-08-25</w:t>
       <w:br/>
       <w:br/>
     </w:r>

--- a/klagomål/A 57298-2020 FSC-klagomål.docx
+++ b/klagomål/A 57298-2020 FSC-klagomål.docx
@@ -763,7 +763,7 @@
     <w:r>
       <w:tab/>
       <w:tab/>
-      <w:t>2025-08-25</w:t>
+      <w:t>2025-08-26</w:t>
       <w:br/>
       <w:br/>
     </w:r>

--- a/klagomål/A 57298-2020 FSC-klagomål.docx
+++ b/klagomål/A 57298-2020 FSC-klagomål.docx
@@ -763,7 +763,7 @@
     <w:r>
       <w:tab/>
       <w:tab/>
-      <w:t>2025-08-26</w:t>
+      <w:t>2025-08-30</w:t>
       <w:br/>
       <w:br/>
     </w:r>

--- a/klagomål/A 57298-2020 FSC-klagomål.docx
+++ b/klagomål/A 57298-2020 FSC-klagomål.docx
@@ -763,7 +763,7 @@
     <w:r>
       <w:tab/>
       <w:tab/>
-      <w:t>2025-08-30</w:t>
+      <w:t>2025-08-31</w:t>
       <w:br/>
       <w:br/>
     </w:r>

--- a/klagomål/A 57298-2020 FSC-klagomål.docx
+++ b/klagomål/A 57298-2020 FSC-klagomål.docx
@@ -763,7 +763,7 @@
     <w:r>
       <w:tab/>
       <w:tab/>
-      <w:t>2025-08-31</w:t>
+      <w:t>2025-09-01</w:t>
       <w:br/>
       <w:br/>
     </w:r>

--- a/klagomål/A 57298-2020 FSC-klagomål.docx
+++ b/klagomål/A 57298-2020 FSC-klagomål.docx
@@ -763,7 +763,7 @@
     <w:r>
       <w:tab/>
       <w:tab/>
-      <w:t>2025-09-01</w:t>
+      <w:t>2025-09-04</w:t>
       <w:br/>
       <w:br/>
     </w:r>

--- a/klagomål/A 57298-2020 FSC-klagomål.docx
+++ b/klagomål/A 57298-2020 FSC-klagomål.docx
@@ -763,7 +763,7 @@
     <w:r>
       <w:tab/>
       <w:tab/>
-      <w:t>2025-09-04</w:t>
+      <w:t>2025-09-05</w:t>
       <w:br/>
       <w:br/>
     </w:r>

--- a/klagomål/A 57298-2020 FSC-klagomål.docx
+++ b/klagomål/A 57298-2020 FSC-klagomål.docx
@@ -763,7 +763,7 @@
     <w:r>
       <w:tab/>
       <w:tab/>
-      <w:t>2025-09-05</w:t>
+      <w:t>2025-09-07</w:t>
       <w:br/>
       <w:br/>
     </w:r>

--- a/klagomål/A 57298-2020 FSC-klagomål.docx
+++ b/klagomål/A 57298-2020 FSC-klagomål.docx
@@ -763,7 +763,7 @@
     <w:r>
       <w:tab/>
       <w:tab/>
-      <w:t>2025-09-07</w:t>
+      <w:t>2025-09-08</w:t>
       <w:br/>
       <w:br/>
     </w:r>

--- a/klagomål/A 57298-2020 FSC-klagomål.docx
+++ b/klagomål/A 57298-2020 FSC-klagomål.docx
@@ -763,7 +763,7 @@
     <w:r>
       <w:tab/>
       <w:tab/>
-      <w:t>2025-09-08</w:t>
+      <w:t>2025-09-10</w:t>
       <w:br/>
       <w:br/>
     </w:r>

--- a/klagomål/A 57298-2020 FSC-klagomål.docx
+++ b/klagomål/A 57298-2020 FSC-klagomål.docx
@@ -763,7 +763,7 @@
     <w:r>
       <w:tab/>
       <w:tab/>
-      <w:t>2025-09-10</w:t>
+      <w:t>2025-09-11</w:t>
       <w:br/>
       <w:br/>
     </w:r>

--- a/klagomål/A 57298-2020 FSC-klagomål.docx
+++ b/klagomål/A 57298-2020 FSC-klagomål.docx
@@ -763,7 +763,7 @@
     <w:r>
       <w:tab/>
       <w:tab/>
-      <w:t>2025-09-11</w:t>
+      <w:t>2025-09-12</w:t>
       <w:br/>
       <w:br/>
     </w:r>

--- a/klagomål/A 57298-2020 FSC-klagomål.docx
+++ b/klagomål/A 57298-2020 FSC-klagomål.docx
@@ -763,7 +763,7 @@
     <w:r>
       <w:tab/>
       <w:tab/>
-      <w:t>2025-09-12</w:t>
+      <w:t>2025-09-13</w:t>
       <w:br/>
       <w:br/>
     </w:r>

--- a/klagomål/A 57298-2020 FSC-klagomål.docx
+++ b/klagomål/A 57298-2020 FSC-klagomål.docx
@@ -763,7 +763,7 @@
     <w:r>
       <w:tab/>
       <w:tab/>
-      <w:t>2025-09-13</w:t>
+      <w:t>2025-09-14</w:t>
       <w:br/>
       <w:br/>
     </w:r>

--- a/klagomål/A 57298-2020 FSC-klagomål.docx
+++ b/klagomål/A 57298-2020 FSC-klagomål.docx
@@ -763,7 +763,7 @@
     <w:r>
       <w:tab/>
       <w:tab/>
-      <w:t>2025-09-14</w:t>
+      <w:t>2025-09-15</w:t>
       <w:br/>
       <w:br/>
     </w:r>

--- a/klagomål/A 57298-2020 FSC-klagomål.docx
+++ b/klagomål/A 57298-2020 FSC-klagomål.docx
@@ -763,7 +763,7 @@
     <w:r>
       <w:tab/>
       <w:tab/>
-      <w:t>2025-09-15</w:t>
+      <w:t>2025-09-16</w:t>
       <w:br/>
       <w:br/>
     </w:r>

--- a/klagomål/A 57298-2020 FSC-klagomål.docx
+++ b/klagomål/A 57298-2020 FSC-klagomål.docx
@@ -763,7 +763,7 @@
     <w:r>
       <w:tab/>
       <w:tab/>
-      <w:t>2025-09-16</w:t>
+      <w:t>2025-09-17</w:t>
       <w:br/>
       <w:br/>
     </w:r>

--- a/klagomål/A 57298-2020 FSC-klagomål.docx
+++ b/klagomål/A 57298-2020 FSC-klagomål.docx
@@ -763,7 +763,7 @@
     <w:r>
       <w:tab/>
       <w:tab/>
-      <w:t>2025-09-17</w:t>
+      <w:t>2025-09-18</w:t>
       <w:br/>
       <w:br/>
     </w:r>

--- a/klagomål/A 57298-2020 FSC-klagomål.docx
+++ b/klagomål/A 57298-2020 FSC-klagomål.docx
@@ -763,7 +763,7 @@
     <w:r>
       <w:tab/>
       <w:tab/>
-      <w:t>2025-09-18</w:t>
+      <w:t>2025-09-22</w:t>
       <w:br/>
       <w:br/>
     </w:r>

--- a/klagomål/A 57298-2020 FSC-klagomål.docx
+++ b/klagomål/A 57298-2020 FSC-klagomål.docx
@@ -763,7 +763,7 @@
     <w:r>
       <w:tab/>
       <w:tab/>
-      <w:t>2025-09-22</w:t>
+      <w:t>2025-09-23</w:t>
       <w:br/>
       <w:br/>
     </w:r>

--- a/klagomål/A 57298-2020 FSC-klagomål.docx
+++ b/klagomål/A 57298-2020 FSC-klagomål.docx
@@ -763,7 +763,7 @@
     <w:r>
       <w:tab/>
       <w:tab/>
-      <w:t>2025-09-23</w:t>
+      <w:t>2025-09-24</w:t>
       <w:br/>
       <w:br/>
     </w:r>

--- a/klagomål/A 57298-2020 FSC-klagomål.docx
+++ b/klagomål/A 57298-2020 FSC-klagomål.docx
@@ -763,7 +763,7 @@
     <w:r>
       <w:tab/>
       <w:tab/>
-      <w:t>2025-09-24</w:t>
+      <w:t>2025-09-25</w:t>
       <w:br/>
       <w:br/>
     </w:r>

--- a/klagomål/A 57298-2020 FSC-klagomål.docx
+++ b/klagomål/A 57298-2020 FSC-klagomål.docx
@@ -763,7 +763,7 @@
     <w:r>
       <w:tab/>
       <w:tab/>
-      <w:t>2025-09-25</w:t>
+      <w:t>2025-09-26</w:t>
       <w:br/>
       <w:br/>
     </w:r>

--- a/klagomål/A 57298-2020 FSC-klagomål.docx
+++ b/klagomål/A 57298-2020 FSC-klagomål.docx
@@ -763,7 +763,7 @@
     <w:r>
       <w:tab/>
       <w:tab/>
-      <w:t>2025-09-26</w:t>
+      <w:t>2025-09-27</w:t>
       <w:br/>
       <w:br/>
     </w:r>

--- a/klagomål/A 57298-2020 FSC-klagomål.docx
+++ b/klagomål/A 57298-2020 FSC-klagomål.docx
@@ -763,7 +763,7 @@
     <w:r>
       <w:tab/>
       <w:tab/>
-      <w:t>2025-09-27</w:t>
+      <w:t>2025-09-28</w:t>
       <w:br/>
       <w:br/>
     </w:r>

--- a/klagomål/A 57298-2020 FSC-klagomål.docx
+++ b/klagomål/A 57298-2020 FSC-klagomål.docx
@@ -763,7 +763,7 @@
     <w:r>
       <w:tab/>
       <w:tab/>
-      <w:t>2025-09-28</w:t>
+      <w:t>2025-09-29</w:t>
       <w:br/>
       <w:br/>
     </w:r>

--- a/klagomål/A 57298-2020 FSC-klagomål.docx
+++ b/klagomål/A 57298-2020 FSC-klagomål.docx
@@ -763,7 +763,7 @@
     <w:r>
       <w:tab/>
       <w:tab/>
-      <w:t>2025-09-29</w:t>
+      <w:t>2025-09-30</w:t>
       <w:br/>
       <w:br/>
     </w:r>

--- a/klagomål/A 57298-2020 FSC-klagomål.docx
+++ b/klagomål/A 57298-2020 FSC-klagomål.docx
@@ -763,7 +763,7 @@
     <w:r>
       <w:tab/>
       <w:tab/>
-      <w:t>2025-09-30</w:t>
+      <w:t>2025-10-01</w:t>
       <w:br/>
       <w:br/>
     </w:r>

--- a/klagomål/A 57298-2020 FSC-klagomål.docx
+++ b/klagomål/A 57298-2020 FSC-klagomål.docx
@@ -763,7 +763,7 @@
     <w:r>
       <w:tab/>
       <w:tab/>
-      <w:t>2025-10-01</w:t>
+      <w:t>2025-10-02</w:t>
       <w:br/>
       <w:br/>
     </w:r>

--- a/klagomål/A 57298-2020 FSC-klagomål.docx
+++ b/klagomål/A 57298-2020 FSC-klagomål.docx
@@ -763,7 +763,7 @@
     <w:r>
       <w:tab/>
       <w:tab/>
-      <w:t>2025-10-02</w:t>
+      <w:t>2025-10-03</w:t>
       <w:br/>
       <w:br/>
     </w:r>

--- a/klagomål/A 57298-2020 FSC-klagomål.docx
+++ b/klagomål/A 57298-2020 FSC-klagomål.docx
@@ -763,7 +763,7 @@
     <w:r>
       <w:tab/>
       <w:tab/>
-      <w:t>2025-10-03</w:t>
+      <w:t>2025-10-04</w:t>
       <w:br/>
       <w:br/>
     </w:r>

--- a/klagomål/A 57298-2020 FSC-klagomål.docx
+++ b/klagomål/A 57298-2020 FSC-klagomål.docx
@@ -763,7 +763,7 @@
     <w:r>
       <w:tab/>
       <w:tab/>
-      <w:t>2025-10-04</w:t>
+      <w:t>2025-10-05</w:t>
       <w:br/>
       <w:br/>
     </w:r>

--- a/klagomål/A 57298-2020 FSC-klagomål.docx
+++ b/klagomål/A 57298-2020 FSC-klagomål.docx
@@ -763,7 +763,7 @@
     <w:r>
       <w:tab/>
       <w:tab/>
-      <w:t>2025-10-05</w:t>
+      <w:t>2025-10-06</w:t>
       <w:br/>
       <w:br/>
     </w:r>

--- a/klagomål/A 57298-2020 FSC-klagomål.docx
+++ b/klagomål/A 57298-2020 FSC-klagomål.docx
@@ -763,7 +763,7 @@
     <w:r>
       <w:tab/>
       <w:tab/>
-      <w:t>2025-10-06</w:t>
+      <w:t>2025-10-07</w:t>
       <w:br/>
       <w:br/>
     </w:r>

--- a/klagomål/A 57298-2020 FSC-klagomål.docx
+++ b/klagomål/A 57298-2020 FSC-klagomål.docx
@@ -763,7 +763,7 @@
     <w:r>
       <w:tab/>
       <w:tab/>
-      <w:t>2025-10-07</w:t>
+      <w:t>2025-10-08</w:t>
       <w:br/>
       <w:br/>
     </w:r>

--- a/klagomål/A 57298-2020 FSC-klagomål.docx
+++ b/klagomål/A 57298-2020 FSC-klagomål.docx
@@ -763,7 +763,7 @@
     <w:r>
       <w:tab/>
       <w:tab/>
-      <w:t>2025-10-08</w:t>
+      <w:t>2025-10-09</w:t>
       <w:br/>
       <w:br/>
     </w:r>

--- a/klagomål/A 57298-2020 FSC-klagomål.docx
+++ b/klagomål/A 57298-2020 FSC-klagomål.docx
@@ -763,7 +763,7 @@
     <w:r>
       <w:tab/>
       <w:tab/>
-      <w:t>2025-10-09</w:t>
+      <w:t>2025-10-10</w:t>
       <w:br/>
       <w:br/>
     </w:r>

--- a/klagomål/A 57298-2020 FSC-klagomål.docx
+++ b/klagomål/A 57298-2020 FSC-klagomål.docx
@@ -763,7 +763,7 @@
     <w:r>
       <w:tab/>
       <w:tab/>
-      <w:t>2025-10-10</w:t>
+      <w:t>2025-10-11</w:t>
       <w:br/>
       <w:br/>
     </w:r>

--- a/klagomål/A 57298-2020 FSC-klagomål.docx
+++ b/klagomål/A 57298-2020 FSC-klagomål.docx
@@ -763,7 +763,7 @@
     <w:r>
       <w:tab/>
       <w:tab/>
-      <w:t>2025-10-16</w:t>
+      <w:t>2025-10-17</w:t>
       <w:br/>
       <w:br/>
     </w:r>

--- a/klagomål/A 57298-2020 FSC-klagomål.docx
+++ b/klagomål/A 57298-2020 FSC-klagomål.docx
@@ -763,7 +763,7 @@
     <w:r>
       <w:tab/>
       <w:tab/>
-      <w:t>2025-10-17</w:t>
+      <w:t>2025-10-18</w:t>
       <w:br/>
       <w:br/>
     </w:r>

--- a/klagomål/A 57298-2020 FSC-klagomål.docx
+++ b/klagomål/A 57298-2020 FSC-klagomål.docx
@@ -763,7 +763,7 @@
     <w:r>
       <w:tab/>
       <w:tab/>
-      <w:t>2025-10-18</w:t>
+      <w:t>2025-10-19</w:t>
       <w:br/>
       <w:br/>
     </w:r>

--- a/klagomål/A 57298-2020 FSC-klagomål.docx
+++ b/klagomål/A 57298-2020 FSC-klagomål.docx
@@ -763,7 +763,7 @@
     <w:r>
       <w:tab/>
       <w:tab/>
-      <w:t>2025-10-19</w:t>
+      <w:t>2025-10-20</w:t>
       <w:br/>
       <w:br/>
     </w:r>

--- a/klagomål/A 57298-2020 FSC-klagomål.docx
+++ b/klagomål/A 57298-2020 FSC-klagomål.docx
@@ -763,7 +763,7 @@
     <w:r>
       <w:tab/>
       <w:tab/>
-      <w:t>2025-10-20</w:t>
+      <w:t>2025-10-21</w:t>
       <w:br/>
       <w:br/>
     </w:r>

--- a/klagomål/A 57298-2020 FSC-klagomål.docx
+++ b/klagomål/A 57298-2020 FSC-klagomål.docx
@@ -282,6 +282,17 @@
       </w:r>
       <w:r>
         <w:t>(artikel 1). Vidare att de åtgärder som vidtas inte får leda till en försämring av den nuvarande situationen beträffande bevarandet av de fågelarter som avses i artikel 1 (artikel 13). Fågeldirektivet är styrande för tillsynsansvariga myndigheters ärendehantering, ställningstaganden och beslutsfattande.</w:t>
+      </w:r>
+    </w:p>
+    <w:p>
+      <w:r>
+        <w:rPr>
+          <w:b/>
+        </w:rPr>
+        <w:t>Tjäder (§4)</w:t>
+      </w:r>
+      <w:r>
+        <w:t xml:space="preserve"> är en utpräglad skogsfågel knuten till större sammanhängande barrskogsområden. Tupparna och hönorna utnyttjar till viss del olika miljöer, och habitatvalet varierar dessutom mellan olika delar av året. För att det ska finnas livskraftiga tjäderbestånd krävs funktionella skogslandskap med en blandning av uppvuxen, gles och luckig skog, täta sumpskogar, myrar och andra små våtmarker. Arten försvinner när skogen fragmenteras och den sammanlagda arealen hyggen och andra öppna områden blir för stor. Ett småskaligt och försiktigt virkesuttag genom hyggesfria metoder kan i vissa fall vara möjligt i området inom 200 m från lekcentrum. Längre ut från lekcentrum, inom 200–500 m bör den avverkade ytan inte överskrida 1 hektar för att undvika alltför stora och snabba förändringar (Skogsstyrelsen, 2019).</w:t>
       </w:r>
     </w:p>
     <w:p>
@@ -763,7 +774,7 @@
     <w:r>
       <w:tab/>
       <w:tab/>
-      <w:t>2025-10-21</w:t>
+      <w:t>2025-10-22</w:t>
       <w:br/>
       <w:br/>
     </w:r>

--- a/klagomål/A 57298-2020 FSC-klagomål.docx
+++ b/klagomål/A 57298-2020 FSC-klagomål.docx
@@ -774,7 +774,7 @@
     <w:r>
       <w:tab/>
       <w:tab/>
-      <w:t>2025-10-22</w:t>
+      <w:t>2025-10-23</w:t>
       <w:br/>
       <w:br/>
     </w:r>

--- a/klagomål/A 57298-2020 FSC-klagomål.docx
+++ b/klagomål/A 57298-2020 FSC-klagomål.docx
@@ -774,7 +774,7 @@
     <w:r>
       <w:tab/>
       <w:tab/>
-      <w:t>2025-10-23</w:t>
+      <w:t>2025-10-24</w:t>
       <w:br/>
       <w:br/>
     </w:r>

--- a/klagomål/A 57298-2020 FSC-klagomål.docx
+++ b/klagomål/A 57298-2020 FSC-klagomål.docx
@@ -774,7 +774,7 @@
     <w:r>
       <w:tab/>
       <w:tab/>
-      <w:t>2025-10-24</w:t>
+      <w:t>2025-10-25</w:t>
       <w:br/>
       <w:br/>
     </w:r>

--- a/klagomål/A 57298-2020 FSC-klagomål.docx
+++ b/klagomål/A 57298-2020 FSC-klagomål.docx
@@ -774,7 +774,7 @@
     <w:r>
       <w:tab/>
       <w:tab/>
-      <w:t>2025-10-25</w:t>
+      <w:t>2025-10-26</w:t>
       <w:br/>
       <w:br/>
     </w:r>

--- a/klagomål/A 57298-2020 FSC-klagomål.docx
+++ b/klagomål/A 57298-2020 FSC-klagomål.docx
@@ -774,7 +774,7 @@
     <w:r>
       <w:tab/>
       <w:tab/>
-      <w:t>2025-10-26</w:t>
+      <w:t>2025-10-27</w:t>
       <w:br/>
       <w:br/>
     </w:r>

--- a/klagomål/A 57298-2020 FSC-klagomål.docx
+++ b/klagomål/A 57298-2020 FSC-klagomål.docx
@@ -774,7 +774,7 @@
     <w:r>
       <w:tab/>
       <w:tab/>
-      <w:t>2025-10-27</w:t>
+      <w:t>2025-10-28</w:t>
       <w:br/>
       <w:br/>
     </w:r>

--- a/klagomål/A 57298-2020 FSC-klagomål.docx
+++ b/klagomål/A 57298-2020 FSC-klagomål.docx
@@ -774,7 +774,7 @@
     <w:r>
       <w:tab/>
       <w:tab/>
-      <w:t>2025-10-28</w:t>
+      <w:t>2025-10-29</w:t>
       <w:br/>
       <w:br/>
     </w:r>

--- a/klagomål/A 57298-2020 FSC-klagomål.docx
+++ b/klagomål/A 57298-2020 FSC-klagomål.docx
@@ -774,7 +774,7 @@
     <w:r>
       <w:tab/>
       <w:tab/>
-      <w:t>2025-10-29</w:t>
+      <w:t>2025-10-30</w:t>
       <w:br/>
       <w:br/>
     </w:r>

--- a/klagomål/A 57298-2020 FSC-klagomål.docx
+++ b/klagomål/A 57298-2020 FSC-klagomål.docx
@@ -774,7 +774,7 @@
     <w:r>
       <w:tab/>
       <w:tab/>
-      <w:t>2025-10-30</w:t>
+      <w:t>2025-10-31</w:t>
       <w:br/>
       <w:br/>
     </w:r>

--- a/klagomål/A 57298-2020 FSC-klagomål.docx
+++ b/klagomål/A 57298-2020 FSC-klagomål.docx
@@ -774,7 +774,7 @@
     <w:r>
       <w:tab/>
       <w:tab/>
-      <w:t>2025-10-31</w:t>
+      <w:t>2025-11-01</w:t>
       <w:br/>
       <w:br/>
     </w:r>

--- a/klagomål/A 57298-2020 FSC-klagomål.docx
+++ b/klagomål/A 57298-2020 FSC-klagomål.docx
@@ -774,7 +774,7 @@
     <w:r>
       <w:tab/>
       <w:tab/>
-      <w:t>2025-11-01</w:t>
+      <w:t>2025-11-02</w:t>
       <w:br/>
       <w:br/>
     </w:r>

--- a/klagomål/A 57298-2020 FSC-klagomål.docx
+++ b/klagomål/A 57298-2020 FSC-klagomål.docx
@@ -774,7 +774,7 @@
     <w:r>
       <w:tab/>
       <w:tab/>
-      <w:t>2025-11-02</w:t>
+      <w:t>2025-11-03</w:t>
       <w:br/>
       <w:br/>
     </w:r>

--- a/klagomål/A 57298-2020 FSC-klagomål.docx
+++ b/klagomål/A 57298-2020 FSC-klagomål.docx
@@ -774,7 +774,7 @@
     <w:r>
       <w:tab/>
       <w:tab/>
-      <w:t>2025-11-03</w:t>
+      <w:t>2025-11-04</w:t>
       <w:br/>
       <w:br/>
     </w:r>
